--- a/docx/199.Chỉnh sửa tin bài theo quyền cộng tác viên_SRS_AI_Generated.docx
+++ b/docx/199.Chỉnh sửa tin bài theo quyền cộng tác viên_SRS_AI_Generated.docx
@@ -297,7 +297,7 @@
         </w:numPr>
       </w:pPr>
       <w:r>
-        <w:t xml:space="preserve">Hệ thống kiểm tra trạng thái bài và hiển thị giao diện phù hợp (edit mode / read-only mode).</w:t>
+        <w:t xml:space="preserve">Hệ thống kiểm tra trạng thái bài và hiển thị giao diện phù hợp (chế độ chỉnh sửa / read-only mode).</w:t>
       </w:r>
     </w:p>
     <w:p>
@@ -348,7 +348,7 @@
     </w:p>
     <w:p>
       <w:r>
-        <w:t xml:space="preserve">Banner thông báo hiển thị ngay dưới header trang editor, thay đổi nội dung và màu sắc theo trạng thái bài viết hiện tại. Đây là điểm khác biệt rõ nhất so với UC198.</w:t>
+        <w:t xml:space="preserve">Banner thông báo hiển thị ngay dưới phần đầu trang trang editor, thay đổi nội dung và màu sắc theo trạng thái bài viết hiện tại. Đây là điểm khác biệt rõ nhất so với UC198.</w:t>
       </w:r>
     </w:p>
     <w:p>
@@ -614,7 +614,7 @@
                 <w:sz w:val="18"/>
                 <w:szCs w:val="18"/>
               </w:rPr>
-              <w:t xml:space="preserve">Nội dung: "Bài viết đang ở trạng thái Nháp. Bạn có thể chỉnh sửa và lưu thoải mái. Khi sẵn sàng, hãy gửi duyệt." Có link "Gửi duyệt ngay" tiện lợi. Không gây chú ý quá nhiều.</w:t>
+              <w:t xml:space="preserve">Nội dung: "Bài viết đang ở trạng thái Nháp. Bạn có thể chỉnh sửa và lưu thoải mái. Khi sẵn sàng, hãy gửi duyệt." Có liên kết "Gửi duyệt ngay" tiện lợi. Không gây chú ý quá nhiều.</w:t>
             </w:r>
           </w:p>
         </w:tc>
@@ -929,7 +929,7 @@
                 <w:sz w:val="18"/>
                 <w:szCs w:val="18"/>
               </w:rPr>
-              <w:t xml:space="preserve">Nội dung: "Bài viết đang chờ biên tập viên duyệt — Nội dung bị khóa, không thể chỉnh sửa." Có link "Xem lại nội dung (read-only)".</w:t>
+              <w:t xml:space="preserve">Nội dung: "Bài viết đang chờ biên tập viên duyệt — Nội dung bị khóa, không thể chỉnh sửa." Có liên kết "Xem lại nội dung (read-only)".</w:t>
             </w:r>
           </w:p>
         </w:tc>
@@ -1034,7 +1034,7 @@
                 <w:sz w:val="18"/>
                 <w:szCs w:val="18"/>
               </w:rPr>
-              <w:t xml:space="preserve">Nội dung: "Bài viết đã được duyệt và xuất bản. Nội dung không thể chỉnh sửa." Có link "Xem bài trên cổng thông tin".</w:t>
+              <w:t xml:space="preserve">Nội dung: "Bài viết đã được duyệt và xuất bản. Nội dung không thể chỉnh sửa." Có liên kết "Xem bài trên cổng thông tin".</w:t>
             </w:r>
           </w:p>
         </w:tc>
@@ -1453,7 +1453,7 @@
                 <w:sz w:val="18"/>
                 <w:szCs w:val="18"/>
               </w:rPr>
-              <w:t xml:space="preserve">Khi bài ở trạng thái Chờ duyệt hoặc Đã duyệt: toàn bộ vùng soạn thảo (tiêu đề, body, sidebar metadata) chuyển sang read-only. Toolbar mờ đi (opacity 0.4) và không click được. Nút "Lưu nháp" và "Gửi duyệt" bị ẩn; thay bằng nút "Rút lại yêu cầu duyệt" (chỉ khi đang Chờ duyệt).</w:t>
+              <w:t xml:space="preserve">Khi bài ở trạng thái Chờ duyệt hoặc Đã duyệt: toàn bộ vùng soạn thảo (tiêu đề, body, thanh bên metadata) chuyển sang read-only. Toolbar mờ đi (opacity 0.4) và không click được. Nút "Lưu nháp" và "Gửi duyệt" bị ẩn; thay bằng nút "Rút lại yêu cầu duyệt" (chỉ khi đang Chờ duyệt).</w:t>
             </w:r>
           </w:p>
         </w:tc>
@@ -1512,7 +1512,7 @@
     </w:p>
     <w:p>
       <w:r>
-        <w:t xml:space="preserve">Thanh header của trang editor chỉnh sửa, tương tự UC198 nhưng có thêm thông tin ngữ cảnh bài đang sửa và nút "Rút lại yêu cầu duyệt" khi applicable.</w:t>
+        <w:t xml:space="preserve">Thanh phần đầu trang của trang editor chỉnh sửa, tương tự UC198 nhưng có thêm thông tin ngữ cảnh bài đang sửa và nút "Rút lại yêu cầu duyệt" khi applicable.</w:t>
       </w:r>
     </w:p>
     <w:p>
@@ -1778,7 +1778,7 @@
                 <w:sz w:val="18"/>
                 <w:szCs w:val="18"/>
               </w:rPr>
-              <w:t xml:space="preserve">Điều hướng về UC197. Nếu có thay đổi chưa lưu: hiển thị dialog xác nhận "Bạn có thay đổi chưa lưu." tương tự UC198.</w:t>
+              <w:t xml:space="preserve">Điều hướng về UC197. Nếu có thay đổi chưa lưu: hiển thị hộp thoại xác nhận "Bạn có thay đổi chưa lưu." tương tự UC198.</w:t>
             </w:r>
           </w:p>
         </w:tc>
@@ -1988,7 +1988,7 @@
                 <w:sz w:val="18"/>
                 <w:szCs w:val="18"/>
               </w:rPr>
-              <w:t xml:space="preserve">Badge nhỏ hiển thị trạng thái bài: "Nháp" (xám), "Chờ duyệt" (cam), "Đã duyệt" (xanh lá), "Từ chối" (đỏ). Nằm ngay cạnh tiêu đề trang.</w:t>
+              <w:t xml:space="preserve">nhãn nhỏ hiển thị trạng thái bài: "Nháp" (xám), "Chờ duyệt" (cam), "Đã duyệt" (xanh lá), "Từ chối" (đỏ). Nằm ngay cạnh tiêu đề trang.</w:t>
             </w:r>
           </w:p>
         </w:tc>
@@ -2408,7 +2408,7 @@
                 <w:sz w:val="18"/>
                 <w:szCs w:val="18"/>
               </w:rPr>
-              <w:t xml:space="preserve">Gửi bài đã chỉnh sửa đi duyệt. Bấm mở dialog xác nhận (UC200).</w:t>
+              <w:t xml:space="preserve">Gửi bài đã chỉnh sửa đi duyệt. Bấm mở hộp thoại xác nhận (UC200).</w:t>
             </w:r>
           </w:p>
         </w:tc>
@@ -2513,7 +2513,7 @@
                 <w:sz w:val="18"/>
                 <w:szCs w:val="18"/>
               </w:rPr>
-              <w:t xml:space="preserve">Cho phép cộng tác viên thu hồi yêu cầu duyệt, chuyển bài về Nháp để tiếp tục chỉnh sửa. Bấm hiển thị dialog xác nhận "Rút lại yêu cầu duyệt sẽ chuyển bài về Nháp. Tiếp tục?"</w:t>
+              <w:t xml:space="preserve">Cho phép cộng tác viên thu hồi yêu cầu duyệt, chuyển bài về Nháp để tiếp tục chỉnh sửa. Bấm hiển thị hộp thoại xác nhận "Rút lại yêu cầu duyệt sẽ chuyển bài về Nháp. Tiếp tục?"</w:t>
             </w:r>
           </w:p>
         </w:tc>
@@ -2827,7 +2827,7 @@
                 <w:sz w:val="18"/>
                 <w:szCs w:val="18"/>
               </w:rPr>
-              <w:t xml:space="preserve">NSD bấm "Lưu nháp". Hệ thống lưu toàn bộ thay đổi (tiêu đề, body, metadata) vào cơ sở dữ liệu, giữ trạng thái Nháp. Ghi nhận last_modified_at. Hiển thị toast "Đã lưu thay đổi thành công."</w:t>
+              <w:t xml:space="preserve">NSD bấm "Lưu nháp". Hệ thống lưu toàn bộ thay đổi (tiêu đề, body, metadata) vào cơ sở dữ liệu, giữ trạng thái Nháp. Ghi nhận last_modified_at. Hiển thị thông báo nhỏ "Đã lưu thay đổi thành công."</w:t>
             </w:r>
           </w:p>
         </w:tc>
@@ -2912,7 +2912,7 @@
                 <w:sz w:val="18"/>
                 <w:szCs w:val="18"/>
               </w:rPr>
-              <w:t xml:space="preserve">NSD bấm "Gửi duyệt". Hệ thống kiểm tra validation (tiêu đề và nội dung không rỗng, chuyên mục đã chọn). Nếu đủ điều kiện: tự động lưu lần cuối rồi mở dialog xác nhận gửi duyệt (UC200).</w:t>
+              <w:t xml:space="preserve">NSD bấm "Gửi duyệt". Hệ thống kiểm tra validation (tiêu đề và nội dung không rỗng, chuyên mục đã chọn). Nếu đủ điều kiện: tự động lưu lần cuối rồi mở hộp thoại xác nhận gửi duyệt (UC200).</w:t>
             </w:r>
           </w:p>
         </w:tc>
@@ -2997,7 +2997,7 @@
                 <w:sz w:val="18"/>
                 <w:szCs w:val="18"/>
               </w:rPr>
-              <w:t xml:space="preserve">NSD bấm "Rút lại yêu cầu duyệt". Hệ thống hiển thị dialog xác nhận. Nếu đồng ý: gọi API đổi trạng thái từ Chờ duyệt về Nháp, mở khóa editor (chuyển từ read-only sang edit mode), ẩn banner Chờ duyệt và hiện banner Nháp, hiển thị toast "Đã rút lại yêu cầu duyệt. Bài viết đã về trạng thái Nháp."</w:t>
+              <w:t xml:space="preserve">NSD bấm "Rút lại yêu cầu duyệt". Hệ thống hiển thị hộp thoại xác nhận. Nếu đồng ý: gọi API đổi trạng thái từ Chờ duyệt về Nháp, mở khóa editor (chuyển từ read-only sang chế độ chỉnh sửa), ẩn banner Chờ duyệt và hiện banner Nháp, hiển thị thông báo nhỏ "Đã rút lại yêu cầu duyệt. Bài viết đã về trạng thái Nháp."</w:t>
             </w:r>
           </w:p>
         </w:tc>
@@ -3427,7 +3427,7 @@
                 <w:sz w:val="18"/>
                 <w:szCs w:val="18"/>
               </w:rPr>
-              <w:t xml:space="preserve">Nội dung đầy đủ của bài được render vào editor. Hỗ trợ tất cả tính năng của UC198 khi ở edit mode. Ở read-only mode: hiển thị nội dung đẹp nhưng không cho phép sửa, toolbar bị ẩn hoặc mờ.</w:t>
+              <w:t xml:space="preserve">Nội dung đầy đủ của bài được render vào editor. Hỗ trợ tất cả tính năng của UC198 khi ở chế độ chỉnh sửa. Ở read-only mode: hiển thị nội dung đẹp nhưng không cho phép sửa, toolbar bị ẩn hoặc mờ.</w:t>
             </w:r>
           </w:p>
         </w:tc>
@@ -3532,7 +3532,7 @@
                 <w:sz w:val="18"/>
                 <w:szCs w:val="18"/>
               </w:rPr>
-              <w:t xml:space="preserve">Giống UC198. Chỉ active khi bài ở edit mode.</w:t>
+              <w:t xml:space="preserve">Giống UC198. Chỉ active khi bài ở chế độ chỉnh sửa.</w:t>
             </w:r>
           </w:p>
         </w:tc>
@@ -3866,7 +3866,7 @@
                 <w:sz w:val="18"/>
                 <w:szCs w:val="18"/>
               </w:rPr>
-              <w:t xml:space="preserve">Khi bài ở Nháp hoặc Từ chối: NSD có thể chỉnh sửa toàn bộ tiêu đề và body giống UC198. Tất cả tính năng toolbar (định dạng, chèn ảnh, video, link, bảng...) hoạt động đầy đủ.</w:t>
+              <w:t xml:space="preserve">Khi bài ở Nháp hoặc Từ chối: NSD có thể chỉnh sửa toàn bộ tiêu đề và body giống UC198. Tất cả tính năng toolbar (định dạng, chèn ảnh, video, liên kết, bảng...) hoạt động đầy đủ.</w:t>
             </w:r>
           </w:p>
         </w:tc>
@@ -4036,7 +4036,7 @@
                 <w:sz w:val="18"/>
                 <w:szCs w:val="18"/>
               </w:rPr>
-              <w:t xml:space="preserve">Giống UC198: auto-save sau 30 giây idle hoặc 5 giây dừng nhập. Chỉ hoạt động khi bài ở edit mode.</w:t>
+              <w:t xml:space="preserve">Giống UC198: auto-save sau 30 giây idle hoặc 5 giây dừng nhập. Chỉ hoạt động khi bài ở chế độ chỉnh sửa.</w:t>
             </w:r>
           </w:p>
         </w:tc>
@@ -4095,7 +4095,7 @@
     </w:p>
     <w:p>
       <w:r>
-        <w:t xml:space="preserve">Cột sidebar bên phải, tương tự UC198 nhưng tải sẵn metadata hiện có của bài và hỗ trợ xem lịch sử phiên bản.</w:t>
+        <w:t xml:space="preserve">Cột thanh bên bên phải, tương tự UC198 nhưng tải sẵn metadata hiện có của bài và hỗ trợ xem lịch sử phiên bản.</w:t>
       </w:r>
     </w:p>
     <w:p>
@@ -4361,7 +4361,7 @@
                 <w:sz w:val="18"/>
                 <w:szCs w:val="18"/>
               </w:rPr>
-              <w:t xml:space="preserve">Giống UC198 nhưng hiển thị chuyên mục đang có. Editable khi edit mode; read-only khi bài bị lock.</w:t>
+              <w:t xml:space="preserve">Giống UC198 nhưng hiển thị chuyên mục đang có. Editable khi chế độ chỉnh sửa; read-only khi bài bị lock.</w:t>
             </w:r>
           </w:p>
         </w:tc>
@@ -4571,7 +4571,7 @@
                 <w:sz w:val="18"/>
                 <w:szCs w:val="18"/>
               </w:rPr>
-              <w:t xml:space="preserve">Giống UC198. Editable khi edit mode.</w:t>
+              <w:t xml:space="preserve">Giống UC198. Editable khi chế độ chỉnh sửa.</w:t>
             </w:r>
           </w:p>
         </w:tc>
@@ -4676,7 +4676,7 @@
                 <w:sz w:val="18"/>
                 <w:szCs w:val="18"/>
               </w:rPr>
-              <w:t xml:space="preserve">Hiển thị các tag đang có dưới dạng chip. Cho phép thêm/xóa tag khi edit mode.</w:t>
+              <w:t xml:space="preserve">Hiển thị các tag đang có dưới dạng chip. Cho phép thêm/xóa tag khi chế độ chỉnh sửa.</w:t>
             </w:r>
           </w:p>
         </w:tc>
@@ -4886,7 +4886,7 @@
                 <w:sz w:val="18"/>
                 <w:szCs w:val="18"/>
               </w:rPr>
-              <w:t xml:space="preserve">Section "Lịch sử chỉnh sửa" có thể mở rộng. Khi mở: liệt kê các lần lưu gần đây (tối đa 10 mục) với thông tin: thời gian lưu (DD/MM/YYYY HH:mm). Mỗi mục có link "Xem phiên bản này" (nếu hệ thống hỗ trợ versioning).</w:t>
+              <w:t xml:space="preserve">phần "Lịch sử chỉnh sửa" có thể mở rộng. Khi mở: liệt kê các lần lưu gần đây (tối đa 10 mục) với thông tin: thời gian lưu (DD/MM/YYYY HH:mm). Mỗi mục có liên kết "Xem phiên bản này" (nếu hệ thống hỗ trợ versioning).</w:t>
             </w:r>
           </w:p>
         </w:tc>
@@ -5115,7 +5115,7 @@
                 <w:sz w:val="18"/>
                 <w:szCs w:val="18"/>
               </w:rPr>
-              <w:t xml:space="preserve">Giống UC198. Chỉ hoạt động khi edit mode. Khi read-only: tất cả trường metadata hiển thị giá trị hiện tại nhưng không cho sửa.</w:t>
+              <w:t xml:space="preserve">Giống UC198. Chỉ hoạt động khi chế độ chỉnh sửa. Khi read-only: tất cả trường metadata hiển thị giá trị hiện tại nhưng không cho sửa.</w:t>
             </w:r>
           </w:p>
         </w:tc>
@@ -5840,7 +5840,7 @@
                 <w:sz w:val="18"/>
                 <w:szCs w:val="18"/>
               </w:rPr>
-              <w:t xml:space="preserve">Đóng dialog, giữ nguyên trạng thái Chờ duyệt.</w:t>
+              <w:t xml:space="preserve">Đóng hộp thoại, giữ nguyên trạng thái Chờ duyệt.</w:t>
             </w:r>
           </w:p>
         </w:tc>
@@ -6069,7 +6069,7 @@
                 <w:sz w:val="18"/>
                 <w:szCs w:val="18"/>
               </w:rPr>
-              <w:t xml:space="preserve">Hệ thống gọi API đổi trạng thái bài về Nháp, mở khóa editor, cập nhật badge trạng thái, hiển thị banner Nháp, toast "Đã rút lại yêu cầu duyệt."</w:t>
+              <w:t xml:space="preserve">Hệ thống gọi API đổi trạng thái bài về Nháp, mở khóa editor, cập nhật nhãn trạng thái, hiển thị banner Nháp, thông báo nhỏ "Đã rút lại yêu cầu duyệt."</w:t>
             </w:r>
           </w:p>
         </w:tc>
@@ -6154,7 +6154,7 @@
                 <w:sz w:val="18"/>
                 <w:szCs w:val="18"/>
               </w:rPr>
-              <w:t xml:space="preserve">Đóng dialog, không thay đổi trạng thái.</w:t>
+              <w:t xml:space="preserve">Đóng hộp thoại, không thay đổi trạng thái.</w:t>
             </w:r>
           </w:p>
         </w:tc>
